--- a/testakten/robotikrecht-roboterflotte-vellbruck-muenchen/52_kundenmail_korrekturmassnahme.docx
+++ b/testakten/robotikrecht-roboterflotte-vellbruck-muenchen/52_kundenmail_korrekturmassnahme.docx
@@ -37,7 +37,7 @@
         <w:jc w:val="left"/>
       </w:pPr>
       <w:r>
-        <w:t>Dieses Aktenstück betrifft Field Action, Patch, Schulung. Es ist nicht abschließend freigegeben. Die technische Seite spricht in Versionen, Tickets und Parametern; die rechtliche Seite muss daraus Rollen, Zweckbestimmung, Pflichtenkreis und Beweisrisiko bilden.</w:t>
+        <w:t>Diese Muster-E-Mail informiert die Flottenkunden über die Field Action zu Patch 2.7.1. Sie ist je Kunde zu individualisieren und mit Lesebestätigung zu versenden.</w:t>
       </w:r>
     </w:p>
     <w:p>
@@ -56,13 +56,7 @@
         <w:pStyle w:val="ListBullet"/>
       </w:pPr>
       <w:r>
-        <w:rPr>
-          <w:b/>
-        </w:rPr>
-        <w:t>Field Action:</w:t>
-      </w:r>
-      <w:r>
-        <w:t xml:space="preserve"> Die Akte enthält hierzu widersprüchliche Hinweise. Für die rechtliche Bewertung muss geklärt werden, ob die Aussage aus Vertrag, Anleitung, Produktakte, Marketing, Logdaten oder nachträglicher Krisenkommunikation stammt.</w:t>
+        <w:t>Field Action: Die Mail benennt Anlass (sicherheitsrelevante Konfigurationsmöglichkeit, Schwachstelle im Legacy-Kanal) ohne Ursachenzuweisung zum Unfall; sie bittet um Bestätigung des Wartungsfensters.</w:t>
       </w:r>
     </w:p>
     <w:p>
@@ -70,13 +64,7 @@
         <w:pStyle w:val="ListBullet"/>
       </w:pPr>
       <w:r>
-        <w:rPr>
-          <w:b/>
-        </w:rPr>
-        <w:t>Patch:</w:t>
-      </w:r>
-      <w:r>
-        <w:t xml:space="preserve"> Die Akte enthält hierzu widersprüchliche Hinweise. Für die rechtliche Bewertung muss geklärt werden, ob die Aussage aus Vertrag, Anleitung, Produktakte, Marketing, Logdaten oder nachträglicher Krisenkommunikation stammt.</w:t>
+        <w:t>Patch: Der technische Anhang beschreibt Paketinhalte, Rollout-Reihenfolge und Rollback-Möglichkeit; die Stufen 1 und 2 laufen ohne Betriebsunterbrechung.</w:t>
       </w:r>
     </w:p>
     <w:p>
@@ -84,13 +72,7 @@
         <w:pStyle w:val="ListBullet"/>
       </w:pPr>
       <w:r>
-        <w:rPr>
-          <w:b/>
-        </w:rPr>
-        <w:t>Schulung:</w:t>
-      </w:r>
-      <w:r>
-        <w:t xml:space="preserve"> Die Akte enthält hierzu widersprüchliche Hinweise. Für die rechtliche Bewertung muss geklärt werden, ob die Aussage aus Vertrag, Anleitung, Produktakte, Marketing, Logdaten oder nachträglicher Krisenkommunikation stammt.</w:t>
+        <w:t>Schulung: Mit Stufe 3 erhalten die Kunden aktualisierte Schulungsunterlagen einschließlich der neuen Warnhinweise zum Schutzfeldverhalten.</w:t>
       </w:r>
     </w:p>
     <w:p>
@@ -109,7 +91,7 @@
         <w:jc w:val="left"/>
       </w:pPr>
       <w:r>
-        <w:t>Die Unterlage ist bewusst nicht glatt: Vertrieb, Technik, Datenschutz, Qualitätssicherung und Geschäftsführung verwenden nicht immer dieselben Produktnamen. Gerade daraus entsteht das juristische Problem, weil Zweckbestimmung, tatsächliche Nutzung, Werbeaussage und Updatepraxis auseinanderlaufen.</w:t>
+        <w:t>Die Mail kündigt drei Stufen an: Sperrung des Admin-Menüs für Betreiberrollen, Schließung des Legacy-Updatekanals mit Übergangsfrist, Einspielung der überarbeiteten Sicherheitsparameter nach Validierung im bestätigten Wartungsfenster.</w:t>
       </w:r>
     </w:p>
     <w:p>
@@ -117,23 +99,7 @@
         <w:jc w:val="left"/>
       </w:pPr>
       <w:r>
-        <w:t>Für die rechtliche Bewertung müssen die technischen Annahmen jeweils mit der Produktakte abgeglichen werden. Eine Risikobeurteilung, die nur den Laborzustand beschreibt, trägt den Pilotbetrieb im Lager oder im Pflegezimmer nicht automatisch.</w:t>
-      </w:r>
-    </w:p>
-    <w:p>
-      <w:pPr>
-        <w:jc w:val="left"/>
-      </w:pPr>
-      <w:r>
-        <w:t>Die Akte enthält mehrere Spuren, die sich gegenseitig widersprechen: Der Betreiber spricht von einem autonomen Flottensystem, die CE-Unterlage von einem assistierten Transportmittel, die Marketingfolien von lernender Umgebungserkennung und die Bedienungsanleitung von festen Sicherheitszonen.</w:t>
-      </w:r>
-    </w:p>
-    <w:p>
-      <w:pPr>
-        <w:jc w:val="left"/>
-      </w:pPr>
-      <w:r>
-        <w:t>Die Kanzlei soll keine finale technische Konformität bescheinigen, sondern entscheiden, welche Unterlagen fehlen, welche Sofortmaßnahmen nötig sind und welche Aussagen gegenüber Behörde, Kunden, Versicherer und Betroffenen vertretbar sind.</w:t>
+        <w:t>Für die drei Legacy-Kunden enthält die Mail einen gesonderten Migrationsabschnitt mit Funktionsübergang und Terminvorschlag.</w:t>
       </w:r>
     </w:p>
     <w:p>
@@ -152,10 +118,7 @@
         <w:pStyle w:val="Heading3"/>
       </w:pPr>
       <w:r>
-        <w:rPr>
-          <w:rFonts w:ascii="Times New Roman" w:hAnsi="Times New Roman"/>
-        </w:rPr>
-        <w:t>Punkt 1</w:t>
+        <w:t>Field Action</w:t>
       </w:r>
     </w:p>
     <w:p>
@@ -163,7 +126,15 @@
         <w:jc w:val="left"/>
       </w:pPr>
       <w:r>
-        <w:t>Im Gespräch mit Leonie Rottkamp, Bertram Kiendl und Jasper Rodenwald wurde deutlich, dass die Produktlinie nicht mit einer einzigen rechtlichen Schublade erfasst werden kann. Die Vellbruck Robotics GmbH liefert Hardware, Steuerungssoftware, Cloudfunktionen, Wartung und gelegentlich eine kundenspezifische Parametrisierung. Beim Betreiber Münchner Feinlogistik GmbH wurden Schutzfelder verändert, ohne dass klar ist, ob dies vom Admin-Panel gedeckt oder nur technisch möglich war. Der Pflegepilot im St.-Ludgerus-Klinikum München-Sendling verschärft die Lage, weil dort Sensorik, vulnerable Personen und medizinische Nähe zusammentreffen.</w:t>
+        <w:t>Die Formulierungen sind mit der Sprachregelung (Aktenstück 41) abgeglichen; jede Kundenantwort wird im Vorfallsregister dokumentiert.</w:t>
+      </w:r>
+    </w:p>
+    <w:p>
+      <w:pPr>
+        <w:pStyle w:val="Heading3"/>
+      </w:pPr>
+      <w:r>
+        <w:t>Patch</w:t>
       </w:r>
     </w:p>
     <w:p>
@@ -171,7 +142,7 @@
         <w:jc w:val="left"/>
       </w:pPr>
       <w:r>
-        <w:t>Für die anwaltliche Bearbeitung sollte zu diesem Punkt eine Belegspur angelegt werden: Dokument, Version, Datum, Verfasser, technische Quelle, rechtliche Relevanz und offene Rückfrage. Besonders gefährlich sind Formulierungen wie „selbstlernend“, „voll autonom“, „MDR-ready“, „sicher ohne Schutzzaun“ oder „keine personenbezogenen Daten“, wenn die technische Dokumentation das nicht trägt.</w:t>
+        <w:t>Der Anhang wird von Rodenwald technisch und von der Kanzlei rechtlich freigegeben; Versionsstand des Anhangs wird in der Mail genannt.</w:t>
       </w:r>
     </w:p>
     <w:p>
@@ -179,10 +150,7 @@
         <w:pStyle w:val="Heading3"/>
       </w:pPr>
       <w:r>
-        <w:rPr>
-          <w:rFonts w:ascii="Times New Roman" w:hAnsi="Times New Roman"/>
-        </w:rPr>
-        <w:t>Punkt 2</w:t>
+        <w:t>Schulung</w:t>
       </w:r>
     </w:p>
     <w:p>
@@ -190,150 +158,7 @@
         <w:jc w:val="left"/>
       </w:pPr>
       <w:r>
-        <w:t>Im Gespräch mit Leonie Rottkamp, Bertram Kiendl und Jasper Rodenwald wurde deutlich, dass die Produktlinie nicht mit einer einzigen rechtlichen Schublade erfasst werden kann. Die Vellbruck Robotics GmbH liefert Hardware, Steuerungssoftware, Cloudfunktionen, Wartung und gelegentlich eine kundenspezifische Parametrisierung. Beim Betreiber Münchner Feinlogistik GmbH wurden Schutzfelder verändert, ohne dass klar ist, ob dies vom Admin-Panel gedeckt oder nur technisch möglich war. Der Pflegepilot im St.-Ludgerus-Klinikum München-Sendling verschärft die Lage, weil dort Sensorik, vulnerable Personen und medizinische Nähe zusammentreffen.</w:t>
-      </w:r>
-    </w:p>
-    <w:p>
-      <w:pPr>
-        <w:jc w:val="left"/>
-      </w:pPr>
-      <w:r>
-        <w:t>Für die anwaltliche Bearbeitung sollte zu diesem Punkt eine Belegspur angelegt werden: Dokument, Version, Datum, Verfasser, technische Quelle, rechtliche Relevanz und offene Rückfrage. Besonders gefährlich sind Formulierungen wie „selbstlernend“, „voll autonom“, „MDR-ready“, „sicher ohne Schutzzaun“ oder „keine personenbezogenen Daten“, wenn die technische Dokumentation das nicht trägt.</w:t>
-      </w:r>
-    </w:p>
-    <w:p>
-      <w:pPr>
-        <w:pStyle w:val="Heading3"/>
-      </w:pPr>
-      <w:r>
-        <w:rPr>
-          <w:rFonts w:ascii="Times New Roman" w:hAnsi="Times New Roman"/>
-        </w:rPr>
-        <w:t>Punkt 3</w:t>
-      </w:r>
-    </w:p>
-    <w:p>
-      <w:pPr>
-        <w:jc w:val="left"/>
-      </w:pPr>
-      <w:r>
-        <w:t>Im Gespräch mit Leonie Rottkamp, Bertram Kiendl und Jasper Rodenwald wurde deutlich, dass die Produktlinie nicht mit einer einzigen rechtlichen Schublade erfasst werden kann. Die Vellbruck Robotics GmbH liefert Hardware, Steuerungssoftware, Cloudfunktionen, Wartung und gelegentlich eine kundenspezifische Parametrisierung. Beim Betreiber Münchner Feinlogistik GmbH wurden Schutzfelder verändert, ohne dass klar ist, ob dies vom Admin-Panel gedeckt oder nur technisch möglich war. Der Pflegepilot im St.-Ludgerus-Klinikum München-Sendling verschärft die Lage, weil dort Sensorik, vulnerable Personen und medizinische Nähe zusammentreffen.</w:t>
-      </w:r>
-    </w:p>
-    <w:p>
-      <w:pPr>
-        <w:jc w:val="left"/>
-      </w:pPr>
-      <w:r>
-        <w:t>Für die anwaltliche Bearbeitung sollte zu diesem Punkt eine Belegspur angelegt werden: Dokument, Version, Datum, Verfasser, technische Quelle, rechtliche Relevanz und offene Rückfrage. Besonders gefährlich sind Formulierungen wie „selbstlernend“, „voll autonom“, „MDR-ready“, „sicher ohne Schutzzaun“ oder „keine personenbezogenen Daten“, wenn die technische Dokumentation das nicht trägt.</w:t>
-      </w:r>
-    </w:p>
-    <w:p>
-      <w:pPr>
-        <w:pStyle w:val="Heading3"/>
-      </w:pPr>
-      <w:r>
-        <w:rPr>
-          <w:rFonts w:ascii="Times New Roman" w:hAnsi="Times New Roman"/>
-        </w:rPr>
-        <w:t>Punkt 4</w:t>
-      </w:r>
-    </w:p>
-    <w:p>
-      <w:pPr>
-        <w:jc w:val="left"/>
-      </w:pPr>
-      <w:r>
-        <w:t>Im Gespräch mit Leonie Rottkamp, Bertram Kiendl und Jasper Rodenwald wurde deutlich, dass die Produktlinie nicht mit einer einzigen rechtlichen Schublade erfasst werden kann. Die Vellbruck Robotics GmbH liefert Hardware, Steuerungssoftware, Cloudfunktionen, Wartung und gelegentlich eine kundenspezifische Parametrisierung. Beim Betreiber Münchner Feinlogistik GmbH wurden Schutzfelder verändert, ohne dass klar ist, ob dies vom Admin-Panel gedeckt oder nur technisch möglich war. Der Pflegepilot im St.-Ludgerus-Klinikum München-Sendling verschärft die Lage, weil dort Sensorik, vulnerable Personen und medizinische Nähe zusammentreffen.</w:t>
-      </w:r>
-    </w:p>
-    <w:p>
-      <w:pPr>
-        <w:jc w:val="left"/>
-      </w:pPr>
-      <w:r>
-        <w:t>Für die anwaltliche Bearbeitung sollte zu diesem Punkt eine Belegspur angelegt werden: Dokument, Version, Datum, Verfasser, technische Quelle, rechtliche Relevanz und offene Rückfrage. Besonders gefährlich sind Formulierungen wie „selbstlernend“, „voll autonom“, „MDR-ready“, „sicher ohne Schutzzaun“ oder „keine personenbezogenen Daten“, wenn die technische Dokumentation das nicht trägt.</w:t>
-      </w:r>
-    </w:p>
-    <w:p>
-      <w:pPr>
-        <w:pStyle w:val="Heading3"/>
-      </w:pPr>
-      <w:r>
-        <w:rPr>
-          <w:rFonts w:ascii="Times New Roman" w:hAnsi="Times New Roman"/>
-        </w:rPr>
-        <w:t>Punkt 5</w:t>
-      </w:r>
-    </w:p>
-    <w:p>
-      <w:pPr>
-        <w:jc w:val="left"/>
-      </w:pPr>
-      <w:r>
-        <w:t>Im Gespräch mit Leonie Rottkamp, Bertram Kiendl und Jasper Rodenwald wurde deutlich, dass die Produktlinie nicht mit einer einzigen rechtlichen Schublade erfasst werden kann. Die Vellbruck Robotics GmbH liefert Hardware, Steuerungssoftware, Cloudfunktionen, Wartung und gelegentlich eine kundenspezifische Parametrisierung. Beim Betreiber Münchner Feinlogistik GmbH wurden Schutzfelder verändert, ohne dass klar ist, ob dies vom Admin-Panel gedeckt oder nur technisch möglich war. Der Pflegepilot im St.-Ludgerus-Klinikum München-Sendling verschärft die Lage, weil dort Sensorik, vulnerable Personen und medizinische Nähe zusammentreffen.</w:t>
-      </w:r>
-    </w:p>
-    <w:p>
-      <w:pPr>
-        <w:jc w:val="left"/>
-      </w:pPr>
-      <w:r>
-        <w:t>Für die anwaltliche Bearbeitung sollte zu diesem Punkt eine Belegspur angelegt werden: Dokument, Version, Datum, Verfasser, technische Quelle, rechtliche Relevanz und offene Rückfrage. Besonders gefährlich sind Formulierungen wie „selbstlernend“, „voll autonom“, „MDR-ready“, „sicher ohne Schutzzaun“ oder „keine personenbezogenen Daten“, wenn die technische Dokumentation das nicht trägt.</w:t>
-      </w:r>
-    </w:p>
-    <w:p>
-      <w:pPr>
-        <w:pStyle w:val="Heading3"/>
-      </w:pPr>
-      <w:r>
-        <w:rPr>
-          <w:rFonts w:ascii="Times New Roman" w:hAnsi="Times New Roman"/>
-        </w:rPr>
-        <w:t>Punkt 6</w:t>
-      </w:r>
-    </w:p>
-    <w:p>
-      <w:pPr>
-        <w:jc w:val="left"/>
-      </w:pPr>
-      <w:r>
-        <w:t>Im Gespräch mit Leonie Rottkamp, Bertram Kiendl und Jasper Rodenwald wurde deutlich, dass die Produktlinie nicht mit einer einzigen rechtlichen Schublade erfasst werden kann. Die Vellbruck Robotics GmbH liefert Hardware, Steuerungssoftware, Cloudfunktionen, Wartung und gelegentlich eine kundenspezifische Parametrisierung. Beim Betreiber Münchner Feinlogistik GmbH wurden Schutzfelder verändert, ohne dass klar ist, ob dies vom Admin-Panel gedeckt oder nur technisch möglich war. Der Pflegepilot im St.-Ludgerus-Klinikum München-Sendling verschärft die Lage, weil dort Sensorik, vulnerable Personen und medizinische Nähe zusammentreffen.</w:t>
-      </w:r>
-    </w:p>
-    <w:p>
-      <w:pPr>
-        <w:jc w:val="left"/>
-      </w:pPr>
-      <w:r>
-        <w:t>Für die anwaltliche Bearbeitung sollte zu diesem Punkt eine Belegspur angelegt werden: Dokument, Version, Datum, Verfasser, technische Quelle, rechtliche Relevanz und offene Rückfrage. Besonders gefährlich sind Formulierungen wie „selbstlernend“, „voll autonom“, „MDR-ready“, „sicher ohne Schutzzaun“ oder „keine personenbezogenen Daten“, wenn die technische Dokumentation das nicht trägt.</w:t>
-      </w:r>
-    </w:p>
-    <w:p>
-      <w:pPr>
-        <w:pStyle w:val="Heading3"/>
-      </w:pPr>
-      <w:r>
-        <w:rPr>
-          <w:rFonts w:ascii="Times New Roman" w:hAnsi="Times New Roman"/>
-        </w:rPr>
-        <w:t>Punkt 7</w:t>
-      </w:r>
-    </w:p>
-    <w:p>
-      <w:pPr>
-        <w:jc w:val="left"/>
-      </w:pPr>
-      <w:r>
-        <w:t>Im Gespräch mit Leonie Rottkamp, Bertram Kiendl und Jasper Rodenwald wurde deutlich, dass die Produktlinie nicht mit einer einzigen rechtlichen Schublade erfasst werden kann. Die Vellbruck Robotics GmbH liefert Hardware, Steuerungssoftware, Cloudfunktionen, Wartung und gelegentlich eine kundenspezifische Parametrisierung. Beim Betreiber Münchner Feinlogistik GmbH wurden Schutzfelder verändert, ohne dass klar ist, ob dies vom Admin-Panel gedeckt oder nur technisch möglich war. Der Pflegepilot im St.-Ludgerus-Klinikum München-Sendling verschärft die Lage, weil dort Sensorik, vulnerable Personen und medizinische Nähe zusammentreffen.</w:t>
-      </w:r>
-    </w:p>
-    <w:p>
-      <w:pPr>
-        <w:jc w:val="left"/>
-      </w:pPr>
-      <w:r>
-        <w:t>Für die anwaltliche Bearbeitung sollte zu diesem Punkt eine Belegspur angelegt werden: Dokument, Version, Datum, Verfasser, technische Quelle, rechtliche Relevanz und offene Rückfrage. Besonders gefährlich sind Formulierungen wie „selbstlernend“, „voll autonom“, „MDR-ready“, „sicher ohne Schutzzaun“ oder „keine personenbezogenen Daten“, wenn die technische Dokumentation das nicht trägt.</w:t>
+        <w:t>Die Übergabe der Unterlagen wird mit Empfangsbestätigung dokumentiert; sie ist Teil der Instruktionsnachweise für den Haftungsfall.</w:t>
       </w:r>
     </w:p>
     <w:p>
@@ -352,7 +177,7 @@
         <w:pStyle w:val="ListBullet"/>
       </w:pPr>
       <w:r>
-        <w:t>Welche Firmware war am Unfalltag tatsächlich aktiv?</w:t>
+        <w:t>Bestätigen alle Kunden die Wartungsfenster binnen zwei Wochen?</w:t>
       </w:r>
     </w:p>
     <w:p>
@@ -360,7 +185,7 @@
         <w:pStyle w:val="ListBullet"/>
       </w:pPr>
       <w:r>
-        <w:t>Welche Zweckbestimmung steht in der final ausgelieferten Anleitung?</w:t>
+        <w:t>Wie reagieren die Legacy-Kunden auf den Migrationsplan?</w:t>
       </w:r>
     </w:p>
     <w:p>
@@ -368,23 +193,7 @@
         <w:pStyle w:val="ListBullet"/>
       </w:pPr>
       <w:r>
-        <w:t>Welche Schutzfeldänderungen waren technisch möglich und vertraglich erlaubt?</w:t>
-      </w:r>
-    </w:p>
-    <w:p>
-      <w:pPr>
-        <w:pStyle w:val="ListBullet"/>
-      </w:pPr>
-      <w:r>
-        <w:t>Welche personenbezogenen Daten werden lokal, in der Cloud und in Supporttickets verarbeitet?</w:t>
-      </w:r>
-    </w:p>
-    <w:p>
-      <w:pPr>
-        <w:pStyle w:val="ListBullet"/>
-      </w:pPr>
-      <w:r>
-        <w:t>Welche Aussagen wurden gegenüber Kunden, Behörde und Versicherer bereits gemacht?</w:t>
+        <w:t>Wer beantwortet technische Rückfragen zur Mail?</w:t>
       </w:r>
     </w:p>
     <w:sectPr>
